--- a/doc/表8_3.4交叉策略消融.docx
+++ b/doc/表8_3.4交叉策略消融.docx
@@ -154,7 +154,7 @@
           </w:tcPr>
           <w:p>
             <w:r>
-              <w:t>26</w:t>
+              <w:t>28</w:t>
             </w:r>
           </w:p>
         </w:tc>
@@ -164,7 +164,7 @@
           </w:tcPr>
           <w:p>
             <w:r>
-              <w:t>26</w:t>
+              <w:t>28</w:t>
             </w:r>
           </w:p>
         </w:tc>
@@ -194,7 +194,7 @@
           </w:tcPr>
           <w:p>
             <w:r>
-              <w:t>11.54%</w:t>
+              <w:t>10.71%</w:t>
             </w:r>
           </w:p>
         </w:tc>
@@ -204,7 +204,7 @@
           </w:tcPr>
           <w:p>
             <w:r>
-              <w:t>0.9476</w:t>
+              <w:t>0.9481</w:t>
             </w:r>
           </w:p>
         </w:tc>
@@ -214,7 +214,7 @@
           </w:tcPr>
           <w:p>
             <w:r>
-              <w:t>1.8357</w:t>
+              <w:t>2.2037</w:t>
             </w:r>
           </w:p>
         </w:tc>
@@ -246,7 +246,7 @@
           </w:tcPr>
           <w:p>
             <w:r>
-              <w:t>18</w:t>
+              <w:t>21</w:t>
             </w:r>
           </w:p>
         </w:tc>
@@ -256,7 +256,7 @@
           </w:tcPr>
           <w:p>
             <w:r>
-              <w:t>18</w:t>
+              <w:t>21</w:t>
             </w:r>
           </w:p>
         </w:tc>
@@ -286,7 +286,7 @@
           </w:tcPr>
           <w:p>
             <w:r>
-              <w:t>33.33%</w:t>
+              <w:t>28.57%</w:t>
             </w:r>
           </w:p>
         </w:tc>
@@ -296,7 +296,7 @@
           </w:tcPr>
           <w:p>
             <w:r>
-              <w:t>1.1174</w:t>
+              <w:t>1.0798</w:t>
             </w:r>
           </w:p>
         </w:tc>
@@ -306,7 +306,7 @@
           </w:tcPr>
           <w:p>
             <w:r>
-              <w:t>2.0724</w:t>
+              <w:t>2.4185</w:t>
             </w:r>
           </w:p>
         </w:tc>
